--- a/templates/04_nutricao/10_protocolo_suplementacao.docx
+++ b/templates/04_nutricao/10_protocolo_suplementacao.docx
@@ -16,21 +16,533 @@
           <w:sz w:val="32"/>
           <w:szCs w:val="32"/>
         </w:rPr>
-        <w:t xml:space="preserve">PROTOCOLO SUPLEMENTACAO</w:t>
-      </w:r>
-    </w:p>
-    <w:p>
-      <w:pPr>
-        <w:spacing w:after="100" w:before="100"/>
-      </w:pPr>
-      <w:r>
-        <w:rPr>
-          <w:rFonts w:ascii="Arial" w:cs="Arial" w:eastAsia="Arial" w:hAnsi="Arial"/>
-          <w:color w:val="111827"/>
-          <w:sz w:val="20"/>
-          <w:szCs w:val="20"/>
-        </w:rPr>
-        <w:t xml:space="preserve">Template de nutrição para: Protocolo Suplementacao.</w:t>
+        <w:t xml:space="preserve">PROTOCOLO DE SUPLEMENTAÇÃO CUSTOMIZADO</w:t>
+      </w:r>
+    </w:p>
+    <w:p>
+      <w:pPr>
+        <w:spacing w:after="100" w:before="100"/>
+        <w:ind w:left="400"/>
+      </w:pPr>
+      <w:r>
+        <w:rPr>
+          <w:rFonts w:ascii="Arial" w:cs="Arial" w:eastAsia="Arial" w:hAnsi="Arial"/>
+          <w:b/>
+          <w:bCs/>
+          <w:color w:val="2D6A4F"/>
+          <w:sz w:val="20"/>
+          <w:szCs w:val="20"/>
+        </w:rPr>
+        <w:t xml:space="preserve">PACIENTE: </w:t>
+      </w:r>
+      <w:r>
+        <w:rPr>
+          <w:rFonts w:ascii="Arial" w:cs="Arial" w:eastAsia="Arial" w:hAnsi="Arial"/>
+          <w:i/>
+          <w:iCs/>
+          <w:color w:val="6B7280"/>
+          <w:sz w:val="20"/>
+          <w:szCs w:val="20"/>
+        </w:rPr>
+        <w:t xml:space="preserve">[NOME COMPLETO]</w:t>
+      </w:r>
+    </w:p>
+    <w:p>
+      <w:pPr>
+        <w:spacing w:after="100" w:before="100"/>
+        <w:ind w:left="400"/>
+      </w:pPr>
+      <w:r>
+        <w:rPr>
+          <w:rFonts w:ascii="Arial" w:cs="Arial" w:eastAsia="Arial" w:hAnsi="Arial"/>
+          <w:b/>
+          <w:bCs/>
+          <w:color w:val="2D6A4F"/>
+          <w:sz w:val="20"/>
+          <w:szCs w:val="20"/>
+        </w:rPr>
+        <w:t xml:space="preserve">DATA DA PRESCRIÇÃO: </w:t>
+      </w:r>
+      <w:r>
+        <w:rPr>
+          <w:rFonts w:ascii="Arial" w:cs="Arial" w:eastAsia="Arial" w:hAnsi="Arial"/>
+          <w:i/>
+          <w:iCs/>
+          <w:color w:val="6B7280"/>
+          <w:sz w:val="20"/>
+          <w:szCs w:val="20"/>
+        </w:rPr>
+        <w:t xml:space="preserve">[DIA] de [MÊS] de [ANO]</w:t>
+      </w:r>
+    </w:p>
+    <w:p>
+      <w:pPr>
+        <w:spacing w:after="100" w:before="100"/>
+        <w:ind w:left="400"/>
+      </w:pPr>
+      <w:r>
+        <w:rPr>
+          <w:rFonts w:ascii="Arial" w:cs="Arial" w:eastAsia="Arial" w:hAnsi="Arial"/>
+          <w:b/>
+          <w:bCs/>
+          <w:color w:val="2D6A4F"/>
+          <w:sz w:val="20"/>
+          <w:szCs w:val="20"/>
+        </w:rPr>
+        <w:t xml:space="preserve">AVALIADOR: </w:t>
+      </w:r>
+      <w:r>
+        <w:rPr>
+          <w:rFonts w:ascii="Arial" w:cs="Arial" w:eastAsia="Arial" w:hAnsi="Arial"/>
+          <w:i/>
+          <w:iCs/>
+          <w:color w:val="6B7280"/>
+          <w:sz w:val="20"/>
+          <w:szCs w:val="20"/>
+        </w:rPr>
+        <w:t xml:space="preserve">[NOME DO NUTRICIONISTA / MÉDICO]</w:t>
+      </w:r>
+    </w:p>
+    <w:p>
+      <w:pPr>
+        <w:spacing w:after="100" w:before="100"/>
+      </w:pPr>
+      <w:r>
+        <w:rPr>
+          <w:rFonts w:ascii="Arial" w:cs="Arial" w:eastAsia="Arial" w:hAnsi="Arial"/>
+          <w:color w:val="111827"/>
+          <w:sz w:val="20"/>
+          <w:szCs w:val="20"/>
+        </w:rPr>
+        <w:t xml:space="preserve">---</w:t>
+      </w:r>
+    </w:p>
+    <w:p>
+      <w:pPr>
+        <w:spacing w:after="100" w:before="100"/>
+      </w:pPr>
+      <w:r>
+        <w:rPr>
+          <w:rFonts w:ascii="Arial" w:cs="Arial" w:eastAsia="Arial" w:hAnsi="Arial"/>
+          <w:color w:val="111827"/>
+          <w:sz w:val="20"/>
+          <w:szCs w:val="20"/>
+        </w:rPr>
+        <w:t xml:space="preserve">&gt; [!CAUTION]</w:t>
+      </w:r>
+    </w:p>
+    <w:p>
+      <w:pPr>
+        <w:spacing w:after="100" w:before="100"/>
+      </w:pPr>
+      <w:r>
+        <w:rPr>
+          <w:rFonts w:ascii="Arial" w:cs="Arial" w:eastAsia="Arial" w:hAnsi="Arial"/>
+          <w:color w:val="111827"/>
+          <w:sz w:val="20"/>
+          <w:szCs w:val="20"/>
+        </w:rPr>
+        <w:t xml:space="preserve">&gt; **Aviso Importante:** Este documento não substitui a orientação de um nutricionista ou médico. Consulte sempre um profissional antes de iniciar qualquer plano de suplementação.</w:t>
+      </w:r>
+    </w:p>
+    <w:p>
+      <w:pPr>
+        <w:spacing w:after="100" w:before="100"/>
+      </w:pPr>
+      <w:r>
+        <w:rPr>
+          <w:rFonts w:ascii="Arial" w:cs="Arial" w:eastAsia="Arial" w:hAnsi="Arial"/>
+          <w:color w:val="111827"/>
+          <w:sz w:val="20"/>
+          <w:szCs w:val="20"/>
+        </w:rPr>
+        <w:t xml:space="preserve">---</w:t>
+      </w:r>
+    </w:p>
+    <w:p>
+      <w:pPr>
+        <w:pBdr>
+          <w:bottom w:val="single" w:color="40916C" w:sz="1"/>
+        </w:pBdr>
+        <w:spacing w:after="150" w:before="300"/>
+      </w:pPr>
+      <w:r>
+        <w:rPr>
+          <w:rFonts w:ascii="Arial" w:cs="Arial" w:eastAsia="Arial" w:hAnsi="Arial"/>
+          <w:b/>
+          <w:bCs/>
+          <w:color w:val="2D6A4F"/>
+          <w:sz w:val="24"/>
+          <w:szCs w:val="24"/>
+        </w:rPr>
+        <w:t xml:space="preserve">1. OBJETIVO DA SUPLEMENTAÇÃO</w:t>
+      </w:r>
+    </w:p>
+    <w:p>
+      <w:pPr>
+        <w:spacing w:after="100" w:before="100"/>
+      </w:pPr>
+      <w:r>
+        <w:rPr>
+          <w:rFonts w:ascii="Arial" w:cs="Arial" w:eastAsia="Arial" w:hAnsi="Arial"/>
+          <w:color w:val="111827"/>
+          <w:sz w:val="20"/>
+          <w:szCs w:val="20"/>
+        </w:rPr>
+        <w:t xml:space="preserve">[DESCREVER O OBJETIVO – EX: REPOSIÇÃO DE VITAMINAS, PERFORMANCE ESPORTIVA, MELHORIA DA IMUNIDADE].</w:t>
+      </w:r>
+    </w:p>
+    <w:p>
+      <w:pPr>
+        <w:pBdr>
+          <w:bottom w:val="single" w:color="40916C" w:sz="1"/>
+        </w:pBdr>
+        <w:spacing w:after="150" w:before="300"/>
+      </w:pPr>
+      <w:r>
+        <w:rPr>
+          <w:rFonts w:ascii="Arial" w:cs="Arial" w:eastAsia="Arial" w:hAnsi="Arial"/>
+          <w:b/>
+          <w:bCs/>
+          <w:color w:val="2D6A4F"/>
+          <w:sz w:val="24"/>
+          <w:szCs w:val="24"/>
+        </w:rPr>
+        <w:t xml:space="preserve">2. LISTA DE SUPLEMENTOS E DOSAGENS</w:t>
+      </w:r>
+    </w:p>
+    <w:p>
+      <w:pPr>
+        <w:spacing w:after="100" w:before="100"/>
+      </w:pPr>
+      <w:r>
+        <w:rPr>
+          <w:rFonts w:ascii="Arial" w:cs="Arial" w:eastAsia="Arial" w:hAnsi="Arial"/>
+          <w:b/>
+          <w:bCs/>
+          <w:color w:val="1B4332"/>
+          <w:sz w:val="20"/>
+          <w:szCs w:val="20"/>
+        </w:rPr>
+        <w:t xml:space="preserve">Suplemento  |  Dosagem Sugerida  |  Horário / Momento  |  Duração</w:t>
+      </w:r>
+    </w:p>
+    <w:p>
+      <w:pPr>
+        <w:spacing w:after="100" w:before="100"/>
+      </w:pPr>
+      <w:r>
+        <w:rPr>
+          <w:rFonts w:ascii="Arial" w:cs="Arial" w:eastAsia="Arial" w:hAnsi="Arial"/>
+          <w:b/>
+          <w:bCs/>
+          <w:color w:val="1B4332"/>
+          <w:sz w:val="20"/>
+          <w:szCs w:val="20"/>
+        </w:rPr>
+        <w:t xml:space="preserve">[X] Whey Protein  |  30g  |  Pós-treino imediato  |  Contínuo</w:t>
+      </w:r>
+    </w:p>
+    <w:p>
+      <w:pPr>
+        <w:spacing w:after="100" w:before="100"/>
+      </w:pPr>
+      <w:r>
+        <w:rPr>
+          <w:rFonts w:ascii="Arial" w:cs="Arial" w:eastAsia="Arial" w:hAnsi="Arial"/>
+          <w:b/>
+          <w:bCs/>
+          <w:color w:val="1B4332"/>
+          <w:sz w:val="20"/>
+          <w:szCs w:val="20"/>
+        </w:rPr>
+        <w:t xml:space="preserve">[X] Creatina Monohidratada  |  5g  |  Diário (mesmo sem treino)  |  Contínuo</w:t>
+      </w:r>
+    </w:p>
+    <w:p>
+      <w:pPr>
+        <w:spacing w:after="100" w:before="100"/>
+      </w:pPr>
+      <w:r>
+        <w:rPr>
+          <w:rFonts w:ascii="Arial" w:cs="Arial" w:eastAsia="Arial" w:hAnsi="Arial"/>
+          <w:b/>
+          <w:bCs/>
+          <w:color w:val="1B4332"/>
+          <w:sz w:val="20"/>
+          <w:szCs w:val="20"/>
+        </w:rPr>
+        <w:t xml:space="preserve">[X] Multivitamínico  |  1 Cápsula  |  Logo após o café da manhã  |  30 dias</w:t>
+      </w:r>
+    </w:p>
+    <w:p>
+      <w:pPr>
+        <w:spacing w:after="100" w:before="100"/>
+      </w:pPr>
+      <w:r>
+        <w:rPr>
+          <w:rFonts w:ascii="Arial" w:cs="Arial" w:eastAsia="Arial" w:hAnsi="Arial"/>
+          <w:b/>
+          <w:bCs/>
+          <w:color w:val="1B4332"/>
+          <w:sz w:val="20"/>
+          <w:szCs w:val="20"/>
+        </w:rPr>
+        <w:t xml:space="preserve">[ ] Ômega 3 (EPA/DHA)  |  1000mg  |  Após o almoço  |  60 dias</w:t>
+      </w:r>
+    </w:p>
+    <w:p>
+      <w:pPr>
+        <w:spacing w:after="100" w:before="100"/>
+      </w:pPr>
+      <w:r>
+        <w:rPr>
+          <w:rFonts w:ascii="Arial" w:cs="Arial" w:eastAsia="Arial" w:hAnsi="Arial"/>
+          <w:b/>
+          <w:bCs/>
+          <w:color w:val="1B4332"/>
+          <w:sz w:val="20"/>
+          <w:szCs w:val="20"/>
+        </w:rPr>
+        <w:t xml:space="preserve">[ ] Magnésio Quelato  |  200mg  |  Antes de dormir  |  Contínuo</w:t>
+      </w:r>
+    </w:p>
+    <w:p>
+      <w:pPr>
+        <w:pBdr>
+          <w:bottom w:val="single" w:color="40916C" w:sz="1"/>
+        </w:pBdr>
+        <w:spacing w:after="150" w:before="300"/>
+      </w:pPr>
+      <w:r>
+        <w:rPr>
+          <w:rFonts w:ascii="Arial" w:cs="Arial" w:eastAsia="Arial" w:hAnsi="Arial"/>
+          <w:b/>
+          <w:bCs/>
+          <w:color w:val="2D6A4F"/>
+          <w:sz w:val="24"/>
+          <w:szCs w:val="24"/>
+        </w:rPr>
+        <w:t xml:space="preserve">3. INSTRUÇÕES DE USO E DILUIÇÃO</w:t>
+      </w:r>
+    </w:p>
+    <w:p>
+      <w:pPr>
+        <w:spacing w:after="50" w:before="50"/>
+        <w:ind w:left="400" w:hanging="200"/>
+      </w:pPr>
+      <w:r>
+        <w:rPr>
+          <w:rFonts w:ascii="Arial" w:cs="Arial" w:eastAsia="Arial" w:hAnsi="Arial"/>
+          <w:b/>
+          <w:bCs/>
+          <w:color w:val="40916C"/>
+          <w:sz w:val="20"/>
+          <w:szCs w:val="20"/>
+        </w:rPr>
+        <w:t xml:space="preserve">● </w:t>
+      </w:r>
+      <w:r>
+        <w:rPr>
+          <w:rFonts w:ascii="Arial" w:cs="Arial" w:eastAsia="Arial" w:hAnsi="Arial"/>
+          <w:color w:val="111827"/>
+          <w:sz w:val="20"/>
+          <w:szCs w:val="20"/>
+        </w:rPr>
+        <w:t xml:space="preserve">**Pós-Treino:** Diluir em 250ml de água ou leite desnatado.</w:t>
+      </w:r>
+    </w:p>
+    <w:p>
+      <w:pPr>
+        <w:spacing w:after="50" w:before="50"/>
+        <w:ind w:left="400" w:hanging="200"/>
+      </w:pPr>
+      <w:r>
+        <w:rPr>
+          <w:rFonts w:ascii="Arial" w:cs="Arial" w:eastAsia="Arial" w:hAnsi="Arial"/>
+          <w:b/>
+          <w:bCs/>
+          <w:color w:val="40916C"/>
+          <w:sz w:val="20"/>
+          <w:szCs w:val="20"/>
+        </w:rPr>
+        <w:t xml:space="preserve">● </w:t>
+      </w:r>
+      <w:r>
+        <w:rPr>
+          <w:rFonts w:ascii="Arial" w:cs="Arial" w:eastAsia="Arial" w:hAnsi="Arial"/>
+          <w:color w:val="111827"/>
+          <w:sz w:val="20"/>
+          <w:szCs w:val="20"/>
+        </w:rPr>
+        <w:t xml:space="preserve">**Creatina:** Pode ser misturada com qualquer líquido, preferencialmente com uma fonte de carboidrato.</w:t>
+      </w:r>
+    </w:p>
+    <w:p>
+      <w:pPr>
+        <w:spacing w:after="50" w:before="50"/>
+        <w:ind w:left="400" w:hanging="200"/>
+      </w:pPr>
+      <w:r>
+        <w:rPr>
+          <w:rFonts w:ascii="Arial" w:cs="Arial" w:eastAsia="Arial" w:hAnsi="Arial"/>
+          <w:b/>
+          <w:bCs/>
+          <w:color w:val="40916C"/>
+          <w:sz w:val="20"/>
+          <w:szCs w:val="20"/>
+        </w:rPr>
+        <w:t xml:space="preserve">● </w:t>
+      </w:r>
+      <w:r>
+        <w:rPr>
+          <w:rFonts w:ascii="Arial" w:cs="Arial" w:eastAsia="Arial" w:hAnsi="Arial"/>
+          <w:color w:val="111827"/>
+          <w:sz w:val="20"/>
+          <w:szCs w:val="20"/>
+        </w:rPr>
+        <w:t xml:space="preserve">**Vitaminas Lipossolúveis (D, E, K):** Devem ser consumidas junto com refeições que contenham gordura para melhor absorção.</w:t>
+      </w:r>
+    </w:p>
+    <w:p>
+      <w:pPr>
+        <w:pBdr>
+          <w:bottom w:val="single" w:color="40916C" w:sz="1"/>
+        </w:pBdr>
+        <w:spacing w:after="150" w:before="300"/>
+      </w:pPr>
+      <w:r>
+        <w:rPr>
+          <w:rFonts w:ascii="Arial" w:cs="Arial" w:eastAsia="Arial" w:hAnsi="Arial"/>
+          <w:b/>
+          <w:bCs/>
+          <w:color w:val="2D6A4F"/>
+          <w:sz w:val="24"/>
+          <w:szCs w:val="24"/>
+        </w:rPr>
+        <w:t xml:space="preserve">4. OBSERVAÇÕES E CONTRAINDICAÇÕES</w:t>
+      </w:r>
+    </w:p>
+    <w:p>
+      <w:pPr>
+        <w:spacing w:after="100" w:before="100"/>
+      </w:pPr>
+      <w:r>
+        <w:rPr>
+          <w:rFonts w:ascii="Arial" w:cs="Arial" w:eastAsia="Arial" w:hAnsi="Arial"/>
+          <w:color w:val="111827"/>
+          <w:sz w:val="20"/>
+          <w:szCs w:val="20"/>
+        </w:rPr>
+        <w:t xml:space="preserve">[ANOTAR QUAISQUER RESTRIÇÕES OU RECOMENDAÇÕES EXTRAS].</w:t>
+      </w:r>
+    </w:p>
+    <w:p>
+      <w:pPr>
+        <w:spacing w:after="100" w:before="100"/>
+      </w:pPr>
+      <w:r>
+        <w:rPr>
+          <w:rFonts w:ascii="Arial" w:cs="Arial" w:eastAsia="Arial" w:hAnsi="Arial"/>
+          <w:color w:val="111827"/>
+          <w:sz w:val="20"/>
+          <w:szCs w:val="20"/>
+        </w:rPr>
+        <w:t xml:space="preserve">---</w:t>
+      </w:r>
+    </w:p>
+    <w:p>
+      <w:pPr>
+        <w:spacing w:after="100" w:before="100"/>
+        <w:ind w:left="400"/>
+      </w:pPr>
+      <w:r>
+        <w:rPr>
+          <w:rFonts w:ascii="Arial" w:cs="Arial" w:eastAsia="Arial" w:hAnsi="Arial"/>
+          <w:b/>
+          <w:bCs/>
+          <w:color w:val="2D6A4F"/>
+          <w:sz w:val="20"/>
+          <w:szCs w:val="20"/>
+        </w:rPr>
+        <w:t xml:space="preserve">Assinado em: </w:t>
+      </w:r>
+      <w:r>
+        <w:rPr>
+          <w:rFonts w:ascii="Arial" w:cs="Arial" w:eastAsia="Arial" w:hAnsi="Arial"/>
+          <w:i/>
+          <w:iCs/>
+          <w:color w:val="6B7280"/>
+          <w:sz w:val="20"/>
+          <w:szCs w:val="20"/>
+        </w:rPr>
+        <w:t xml:space="preserve">[CIDADE], [DIA] de [MÊS] de [ANO]</w:t>
+      </w:r>
+    </w:p>
+    <w:p>
+      <w:pPr>
+        <w:spacing w:before="600"/>
+      </w:pPr>
+      <w:r>
+        <w:rPr>
+          <w:sz w:val="20"/>
+          <w:szCs w:val="20"/>
+        </w:rPr>
+        <w:t xml:space="preserve"/>
+      </w:r>
+    </w:p>
+    <w:p>
+      <w:pPr>
+        <w:jc w:val="center"/>
+      </w:pPr>
+      <w:r>
+        <w:rPr>
+          <w:sz w:val="20"/>
+          <w:szCs w:val="20"/>
+        </w:rPr>
+        <w:t xml:space="preserve">________________________________________</w:t>
+      </w:r>
+    </w:p>
+    <w:p>
+      <w:pPr>
+        <w:jc w:val="center"/>
+      </w:pPr>
+      <w:r>
+        <w:rPr>
+          <w:i/>
+          <w:iCs/>
+          <w:sz w:val="20"/>
+          <w:szCs w:val="20"/>
+        </w:rPr>
+        <w:t xml:space="preserve">[Assinatura]</w:t>
+      </w:r>
+    </w:p>
+    <w:p>
+      <w:pPr>
+        <w:spacing w:after="100" w:before="100"/>
+      </w:pPr>
+      <w:r>
+        <w:rPr>
+          <w:rFonts w:ascii="Arial" w:cs="Arial" w:eastAsia="Arial" w:hAnsi="Arial"/>
+          <w:color w:val="111827"/>
+          <w:sz w:val="20"/>
+          <w:szCs w:val="20"/>
+        </w:rPr>
+        <w:t xml:space="preserve">**[NOME DO NUTRICIONISTA / MÉDICO]**</w:t>
+      </w:r>
+    </w:p>
+    <w:p>
+      <w:pPr>
+        <w:spacing w:after="100" w:before="100"/>
+      </w:pPr>
+      <w:r>
+        <w:rPr>
+          <w:rFonts w:ascii="Arial" w:cs="Arial" w:eastAsia="Arial" w:hAnsi="Arial"/>
+          <w:color w:val="111827"/>
+          <w:sz w:val="20"/>
+          <w:szCs w:val="20"/>
+        </w:rPr>
+        <w:t xml:space="preserve">CRN/CRM: [NÚMERO]</w:t>
       </w:r>
     </w:p>
     <w:sectPr>

--- a/templates/04_nutricao/10_protocolo_suplementacao.docx
+++ b/templates/04_nutricao/10_protocolo_suplementacao.docx
@@ -211,102 +211,689 @@
         <w:t xml:space="preserve">2. LISTA DE SUPLEMENTOS E DOSAGENS</w:t>
       </w:r>
     </w:p>
-    <w:p>
-      <w:pPr>
-        <w:spacing w:after="100" w:before="100"/>
-      </w:pPr>
-      <w:r>
-        <w:rPr>
-          <w:rFonts w:ascii="Arial" w:cs="Arial" w:eastAsia="Arial" w:hAnsi="Arial"/>
-          <w:b/>
-          <w:bCs/>
-          <w:color w:val="1B4332"/>
-          <w:sz w:val="20"/>
-          <w:szCs w:val="20"/>
-        </w:rPr>
-        <w:t xml:space="preserve">Suplemento  |  Dosagem Sugerida  |  Horário / Momento  |  Duração</w:t>
-      </w:r>
-    </w:p>
-    <w:p>
-      <w:pPr>
-        <w:spacing w:after="100" w:before="100"/>
-      </w:pPr>
-      <w:r>
-        <w:rPr>
-          <w:rFonts w:ascii="Arial" w:cs="Arial" w:eastAsia="Arial" w:hAnsi="Arial"/>
-          <w:b/>
-          <w:bCs/>
-          <w:color w:val="1B4332"/>
-          <w:sz w:val="20"/>
-          <w:szCs w:val="20"/>
-        </w:rPr>
-        <w:t xml:space="preserve">[X] Whey Protein  |  30g  |  Pós-treino imediato  |  Contínuo</w:t>
-      </w:r>
-    </w:p>
-    <w:p>
-      <w:pPr>
-        <w:spacing w:after="100" w:before="100"/>
-      </w:pPr>
-      <w:r>
-        <w:rPr>
-          <w:rFonts w:ascii="Arial" w:cs="Arial" w:eastAsia="Arial" w:hAnsi="Arial"/>
-          <w:b/>
-          <w:bCs/>
-          <w:color w:val="1B4332"/>
-          <w:sz w:val="20"/>
-          <w:szCs w:val="20"/>
-        </w:rPr>
-        <w:t xml:space="preserve">[X] Creatina Monohidratada  |  5g  |  Diário (mesmo sem treino)  |  Contínuo</w:t>
-      </w:r>
-    </w:p>
-    <w:p>
-      <w:pPr>
-        <w:spacing w:after="100" w:before="100"/>
-      </w:pPr>
-      <w:r>
-        <w:rPr>
-          <w:rFonts w:ascii="Arial" w:cs="Arial" w:eastAsia="Arial" w:hAnsi="Arial"/>
-          <w:b/>
-          <w:bCs/>
-          <w:color w:val="1B4332"/>
-          <w:sz w:val="20"/>
-          <w:szCs w:val="20"/>
-        </w:rPr>
-        <w:t xml:space="preserve">[X] Multivitamínico  |  1 Cápsula  |  Logo após o café da manhã  |  30 dias</w:t>
-      </w:r>
-    </w:p>
-    <w:p>
-      <w:pPr>
-        <w:spacing w:after="100" w:before="100"/>
-      </w:pPr>
-      <w:r>
-        <w:rPr>
-          <w:rFonts w:ascii="Arial" w:cs="Arial" w:eastAsia="Arial" w:hAnsi="Arial"/>
-          <w:b/>
-          <w:bCs/>
-          <w:color w:val="1B4332"/>
-          <w:sz w:val="20"/>
-          <w:szCs w:val="20"/>
-        </w:rPr>
-        <w:t xml:space="preserve">[ ] Ômega 3 (EPA/DHA)  |  1000mg  |  Após o almoço  |  60 dias</w:t>
-      </w:r>
-    </w:p>
-    <w:p>
-      <w:pPr>
-        <w:spacing w:after="100" w:before="100"/>
-      </w:pPr>
-      <w:r>
-        <w:rPr>
-          <w:rFonts w:ascii="Arial" w:cs="Arial" w:eastAsia="Arial" w:hAnsi="Arial"/>
-          <w:b/>
-          <w:bCs/>
-          <w:color w:val="1B4332"/>
-          <w:sz w:val="20"/>
-          <w:szCs w:val="20"/>
-        </w:rPr>
-        <w:t xml:space="preserve">[ ] Magnésio Quelato  |  200mg  |  Antes de dormir  |  Contínuo</w:t>
-      </w:r>
-    </w:p>
+    <w:tbl>
+      <w:tblPr>
+        <w:tblW w:type="pct" w:w="100%"/>
+        <w:tblBorders>
+          <w:top w:val="single" w:color="auto" w:sz="4"/>
+          <w:left w:val="single" w:color="auto" w:sz="4"/>
+          <w:bottom w:val="single" w:color="auto" w:sz="4"/>
+          <w:right w:val="single" w:color="auto" w:sz="4"/>
+          <w:insideH w:val="single" w:color="auto" w:sz="4"/>
+          <w:insideV w:val="single" w:color="auto" w:sz="4"/>
+        </w:tblBorders>
+      </w:tblPr>
+      <w:tblGrid>
+        <w:gridCol w:w="100"/>
+        <w:gridCol w:w="100"/>
+        <w:gridCol w:w="100"/>
+        <w:gridCol w:w="100"/>
+      </w:tblGrid>
+      <w:tr>
+        <w:tc>
+          <w:tcPr>
+            <w:shd w:fill="1B4332" w:val="clear"/>
+            <w:tcMar>
+              <w:top w:type="dxa" w:w="100"/>
+              <w:left w:type="dxa" w:w="100"/>
+              <w:bottom w:type="dxa" w:w="100"/>
+              <w:right w:type="dxa" w:w="100"/>
+            </w:tcMar>
+            <w:vAlign w:val="center"/>
+          </w:tcPr>
+          <w:p>
+            <w:pPr>
+              <w:jc w:val="center"/>
+            </w:pPr>
+            <w:r>
+              <w:rPr>
+                <w:rFonts w:ascii="Arial" w:cs="Arial" w:eastAsia="Arial" w:hAnsi="Arial"/>
+                <w:b/>
+                <w:bCs/>
+                <w:color w:val="FFFFFF"/>
+                <w:sz w:val="18"/>
+                <w:szCs w:val="18"/>
+              </w:rPr>
+              <w:t xml:space="preserve">Suplemento</w:t>
+            </w:r>
+          </w:p>
+        </w:tc>
+        <w:tc>
+          <w:tcPr>
+            <w:shd w:fill="1B4332" w:val="clear"/>
+            <w:tcMar>
+              <w:top w:type="dxa" w:w="100"/>
+              <w:left w:type="dxa" w:w="100"/>
+              <w:bottom w:type="dxa" w:w="100"/>
+              <w:right w:type="dxa" w:w="100"/>
+            </w:tcMar>
+            <w:vAlign w:val="center"/>
+          </w:tcPr>
+          <w:p>
+            <w:pPr>
+              <w:jc w:val="center"/>
+            </w:pPr>
+            <w:r>
+              <w:rPr>
+                <w:rFonts w:ascii="Arial" w:cs="Arial" w:eastAsia="Arial" w:hAnsi="Arial"/>
+                <w:b/>
+                <w:bCs/>
+                <w:color w:val="FFFFFF"/>
+                <w:sz w:val="18"/>
+                <w:szCs w:val="18"/>
+              </w:rPr>
+              <w:t xml:space="preserve">Dosagem Sugerida</w:t>
+            </w:r>
+          </w:p>
+        </w:tc>
+        <w:tc>
+          <w:tcPr>
+            <w:shd w:fill="1B4332" w:val="clear"/>
+            <w:tcMar>
+              <w:top w:type="dxa" w:w="100"/>
+              <w:left w:type="dxa" w:w="100"/>
+              <w:bottom w:type="dxa" w:w="100"/>
+              <w:right w:type="dxa" w:w="100"/>
+            </w:tcMar>
+            <w:vAlign w:val="center"/>
+          </w:tcPr>
+          <w:p>
+            <w:pPr>
+              <w:jc w:val="center"/>
+            </w:pPr>
+            <w:r>
+              <w:rPr>
+                <w:rFonts w:ascii="Arial" w:cs="Arial" w:eastAsia="Arial" w:hAnsi="Arial"/>
+                <w:b/>
+                <w:bCs/>
+                <w:color w:val="FFFFFF"/>
+                <w:sz w:val="18"/>
+                <w:szCs w:val="18"/>
+              </w:rPr>
+              <w:t xml:space="preserve">Horário / Momento</w:t>
+            </w:r>
+          </w:p>
+        </w:tc>
+        <w:tc>
+          <w:tcPr>
+            <w:shd w:fill="1B4332" w:val="clear"/>
+            <w:tcMar>
+              <w:top w:type="dxa" w:w="100"/>
+              <w:left w:type="dxa" w:w="100"/>
+              <w:bottom w:type="dxa" w:w="100"/>
+              <w:right w:type="dxa" w:w="100"/>
+            </w:tcMar>
+            <w:vAlign w:val="center"/>
+          </w:tcPr>
+          <w:p>
+            <w:pPr>
+              <w:jc w:val="center"/>
+            </w:pPr>
+            <w:r>
+              <w:rPr>
+                <w:rFonts w:ascii="Arial" w:cs="Arial" w:eastAsia="Arial" w:hAnsi="Arial"/>
+                <w:b/>
+                <w:bCs/>
+                <w:color w:val="FFFFFF"/>
+                <w:sz w:val="18"/>
+                <w:szCs w:val="18"/>
+              </w:rPr>
+              <w:t xml:space="preserve">Duração</w:t>
+            </w:r>
+          </w:p>
+        </w:tc>
+      </w:tr>
+      <w:tr>
+        <w:tc>
+          <w:tcPr>
+            <w:tcMar>
+              <w:top w:type="dxa" w:w="100"/>
+              <w:left w:type="dxa" w:w="100"/>
+              <w:bottom w:type="dxa" w:w="100"/>
+              <w:right w:type="dxa" w:w="100"/>
+            </w:tcMar>
+            <w:vAlign w:val="center"/>
+          </w:tcPr>
+          <w:p>
+            <w:pPr>
+              <w:jc w:val="center"/>
+            </w:pPr>
+            <w:r>
+              <w:rPr>
+                <w:rFonts w:ascii="Arial" w:cs="Arial" w:eastAsia="Arial" w:hAnsi="Arial"/>
+                <w:b w:val="false"/>
+                <w:bCs w:val="false"/>
+                <w:color w:val="111827"/>
+                <w:sz w:val="18"/>
+                <w:szCs w:val="18"/>
+              </w:rPr>
+              <w:t xml:space="preserve">[X] Whey Protein</w:t>
+            </w:r>
+          </w:p>
+        </w:tc>
+        <w:tc>
+          <w:tcPr>
+            <w:tcMar>
+              <w:top w:type="dxa" w:w="100"/>
+              <w:left w:type="dxa" w:w="100"/>
+              <w:bottom w:type="dxa" w:w="100"/>
+              <w:right w:type="dxa" w:w="100"/>
+            </w:tcMar>
+            <w:vAlign w:val="center"/>
+          </w:tcPr>
+          <w:p>
+            <w:pPr>
+              <w:jc w:val="center"/>
+            </w:pPr>
+            <w:r>
+              <w:rPr>
+                <w:rFonts w:ascii="Arial" w:cs="Arial" w:eastAsia="Arial" w:hAnsi="Arial"/>
+                <w:b w:val="false"/>
+                <w:bCs w:val="false"/>
+                <w:color w:val="111827"/>
+                <w:sz w:val="18"/>
+                <w:szCs w:val="18"/>
+              </w:rPr>
+              <w:t xml:space="preserve">30g</w:t>
+            </w:r>
+          </w:p>
+        </w:tc>
+        <w:tc>
+          <w:tcPr>
+            <w:tcMar>
+              <w:top w:type="dxa" w:w="100"/>
+              <w:left w:type="dxa" w:w="100"/>
+              <w:bottom w:type="dxa" w:w="100"/>
+              <w:right w:type="dxa" w:w="100"/>
+            </w:tcMar>
+            <w:vAlign w:val="center"/>
+          </w:tcPr>
+          <w:p>
+            <w:pPr>
+              <w:jc w:val="center"/>
+            </w:pPr>
+            <w:r>
+              <w:rPr>
+                <w:rFonts w:ascii="Arial" w:cs="Arial" w:eastAsia="Arial" w:hAnsi="Arial"/>
+                <w:b w:val="false"/>
+                <w:bCs w:val="false"/>
+                <w:color w:val="111827"/>
+                <w:sz w:val="18"/>
+                <w:szCs w:val="18"/>
+              </w:rPr>
+              <w:t xml:space="preserve">Pós-treino imediato</w:t>
+            </w:r>
+          </w:p>
+        </w:tc>
+        <w:tc>
+          <w:tcPr>
+            <w:tcMar>
+              <w:top w:type="dxa" w:w="100"/>
+              <w:left w:type="dxa" w:w="100"/>
+              <w:bottom w:type="dxa" w:w="100"/>
+              <w:right w:type="dxa" w:w="100"/>
+            </w:tcMar>
+            <w:vAlign w:val="center"/>
+          </w:tcPr>
+          <w:p>
+            <w:pPr>
+              <w:jc w:val="center"/>
+            </w:pPr>
+            <w:r>
+              <w:rPr>
+                <w:rFonts w:ascii="Arial" w:cs="Arial" w:eastAsia="Arial" w:hAnsi="Arial"/>
+                <w:b w:val="false"/>
+                <w:bCs w:val="false"/>
+                <w:color w:val="111827"/>
+                <w:sz w:val="18"/>
+                <w:szCs w:val="18"/>
+              </w:rPr>
+              <w:t xml:space="preserve">Contínuo</w:t>
+            </w:r>
+          </w:p>
+        </w:tc>
+      </w:tr>
+      <w:tr>
+        <w:tc>
+          <w:tcPr>
+            <w:tcMar>
+              <w:top w:type="dxa" w:w="100"/>
+              <w:left w:type="dxa" w:w="100"/>
+              <w:bottom w:type="dxa" w:w="100"/>
+              <w:right w:type="dxa" w:w="100"/>
+            </w:tcMar>
+            <w:vAlign w:val="center"/>
+          </w:tcPr>
+          <w:p>
+            <w:pPr>
+              <w:jc w:val="center"/>
+            </w:pPr>
+            <w:r>
+              <w:rPr>
+                <w:rFonts w:ascii="Arial" w:cs="Arial" w:eastAsia="Arial" w:hAnsi="Arial"/>
+                <w:b w:val="false"/>
+                <w:bCs w:val="false"/>
+                <w:color w:val="111827"/>
+                <w:sz w:val="18"/>
+                <w:szCs w:val="18"/>
+              </w:rPr>
+              <w:t xml:space="preserve">[X] Creatina Monohidratada</w:t>
+            </w:r>
+          </w:p>
+        </w:tc>
+        <w:tc>
+          <w:tcPr>
+            <w:tcMar>
+              <w:top w:type="dxa" w:w="100"/>
+              <w:left w:type="dxa" w:w="100"/>
+              <w:bottom w:type="dxa" w:w="100"/>
+              <w:right w:type="dxa" w:w="100"/>
+            </w:tcMar>
+            <w:vAlign w:val="center"/>
+          </w:tcPr>
+          <w:p>
+            <w:pPr>
+              <w:jc w:val="center"/>
+            </w:pPr>
+            <w:r>
+              <w:rPr>
+                <w:rFonts w:ascii="Arial" w:cs="Arial" w:eastAsia="Arial" w:hAnsi="Arial"/>
+                <w:b w:val="false"/>
+                <w:bCs w:val="false"/>
+                <w:color w:val="111827"/>
+                <w:sz w:val="18"/>
+                <w:szCs w:val="18"/>
+              </w:rPr>
+              <w:t xml:space="preserve">5g</w:t>
+            </w:r>
+          </w:p>
+        </w:tc>
+        <w:tc>
+          <w:tcPr>
+            <w:tcMar>
+              <w:top w:type="dxa" w:w="100"/>
+              <w:left w:type="dxa" w:w="100"/>
+              <w:bottom w:type="dxa" w:w="100"/>
+              <w:right w:type="dxa" w:w="100"/>
+            </w:tcMar>
+            <w:vAlign w:val="center"/>
+          </w:tcPr>
+          <w:p>
+            <w:pPr>
+              <w:jc w:val="center"/>
+            </w:pPr>
+            <w:r>
+              <w:rPr>
+                <w:rFonts w:ascii="Arial" w:cs="Arial" w:eastAsia="Arial" w:hAnsi="Arial"/>
+                <w:b w:val="false"/>
+                <w:bCs w:val="false"/>
+                <w:color w:val="111827"/>
+                <w:sz w:val="18"/>
+                <w:szCs w:val="18"/>
+              </w:rPr>
+              <w:t xml:space="preserve">Diário (mesmo sem treino)</w:t>
+            </w:r>
+          </w:p>
+        </w:tc>
+        <w:tc>
+          <w:tcPr>
+            <w:tcMar>
+              <w:top w:type="dxa" w:w="100"/>
+              <w:left w:type="dxa" w:w="100"/>
+              <w:bottom w:type="dxa" w:w="100"/>
+              <w:right w:type="dxa" w:w="100"/>
+            </w:tcMar>
+            <w:vAlign w:val="center"/>
+          </w:tcPr>
+          <w:p>
+            <w:pPr>
+              <w:jc w:val="center"/>
+            </w:pPr>
+            <w:r>
+              <w:rPr>
+                <w:rFonts w:ascii="Arial" w:cs="Arial" w:eastAsia="Arial" w:hAnsi="Arial"/>
+                <w:b w:val="false"/>
+                <w:bCs w:val="false"/>
+                <w:color w:val="111827"/>
+                <w:sz w:val="18"/>
+                <w:szCs w:val="18"/>
+              </w:rPr>
+              <w:t xml:space="preserve">Contínuo</w:t>
+            </w:r>
+          </w:p>
+        </w:tc>
+      </w:tr>
+      <w:tr>
+        <w:tc>
+          <w:tcPr>
+            <w:tcMar>
+              <w:top w:type="dxa" w:w="100"/>
+              <w:left w:type="dxa" w:w="100"/>
+              <w:bottom w:type="dxa" w:w="100"/>
+              <w:right w:type="dxa" w:w="100"/>
+            </w:tcMar>
+            <w:vAlign w:val="center"/>
+          </w:tcPr>
+          <w:p>
+            <w:pPr>
+              <w:jc w:val="center"/>
+            </w:pPr>
+            <w:r>
+              <w:rPr>
+                <w:rFonts w:ascii="Arial" w:cs="Arial" w:eastAsia="Arial" w:hAnsi="Arial"/>
+                <w:b w:val="false"/>
+                <w:bCs w:val="false"/>
+                <w:color w:val="111827"/>
+                <w:sz w:val="18"/>
+                <w:szCs w:val="18"/>
+              </w:rPr>
+              <w:t xml:space="preserve">[X] Multivitamínico</w:t>
+            </w:r>
+          </w:p>
+        </w:tc>
+        <w:tc>
+          <w:tcPr>
+            <w:tcMar>
+              <w:top w:type="dxa" w:w="100"/>
+              <w:left w:type="dxa" w:w="100"/>
+              <w:bottom w:type="dxa" w:w="100"/>
+              <w:right w:type="dxa" w:w="100"/>
+            </w:tcMar>
+            <w:vAlign w:val="center"/>
+          </w:tcPr>
+          <w:p>
+            <w:pPr>
+              <w:jc w:val="center"/>
+            </w:pPr>
+            <w:r>
+              <w:rPr>
+                <w:rFonts w:ascii="Arial" w:cs="Arial" w:eastAsia="Arial" w:hAnsi="Arial"/>
+                <w:b w:val="false"/>
+                <w:bCs w:val="false"/>
+                <w:color w:val="111827"/>
+                <w:sz w:val="18"/>
+                <w:szCs w:val="18"/>
+              </w:rPr>
+              <w:t xml:space="preserve">1 Cápsula</w:t>
+            </w:r>
+          </w:p>
+        </w:tc>
+        <w:tc>
+          <w:tcPr>
+            <w:tcMar>
+              <w:top w:type="dxa" w:w="100"/>
+              <w:left w:type="dxa" w:w="100"/>
+              <w:bottom w:type="dxa" w:w="100"/>
+              <w:right w:type="dxa" w:w="100"/>
+            </w:tcMar>
+            <w:vAlign w:val="center"/>
+          </w:tcPr>
+          <w:p>
+            <w:pPr>
+              <w:jc w:val="center"/>
+            </w:pPr>
+            <w:r>
+              <w:rPr>
+                <w:rFonts w:ascii="Arial" w:cs="Arial" w:eastAsia="Arial" w:hAnsi="Arial"/>
+                <w:b w:val="false"/>
+                <w:bCs w:val="false"/>
+                <w:color w:val="111827"/>
+                <w:sz w:val="18"/>
+                <w:szCs w:val="18"/>
+              </w:rPr>
+              <w:t xml:space="preserve">Logo após o café da manhã</w:t>
+            </w:r>
+          </w:p>
+        </w:tc>
+        <w:tc>
+          <w:tcPr>
+            <w:tcMar>
+              <w:top w:type="dxa" w:w="100"/>
+              <w:left w:type="dxa" w:w="100"/>
+              <w:bottom w:type="dxa" w:w="100"/>
+              <w:right w:type="dxa" w:w="100"/>
+            </w:tcMar>
+            <w:vAlign w:val="center"/>
+          </w:tcPr>
+          <w:p>
+            <w:pPr>
+              <w:jc w:val="center"/>
+            </w:pPr>
+            <w:r>
+              <w:rPr>
+                <w:rFonts w:ascii="Arial" w:cs="Arial" w:eastAsia="Arial" w:hAnsi="Arial"/>
+                <w:b w:val="false"/>
+                <w:bCs w:val="false"/>
+                <w:color w:val="111827"/>
+                <w:sz w:val="18"/>
+                <w:szCs w:val="18"/>
+              </w:rPr>
+              <w:t xml:space="preserve">30 dias</w:t>
+            </w:r>
+          </w:p>
+        </w:tc>
+      </w:tr>
+      <w:tr>
+        <w:tc>
+          <w:tcPr>
+            <w:tcMar>
+              <w:top w:type="dxa" w:w="100"/>
+              <w:left w:type="dxa" w:w="100"/>
+              <w:bottom w:type="dxa" w:w="100"/>
+              <w:right w:type="dxa" w:w="100"/>
+            </w:tcMar>
+            <w:vAlign w:val="center"/>
+          </w:tcPr>
+          <w:p>
+            <w:pPr>
+              <w:jc w:val="center"/>
+            </w:pPr>
+            <w:r>
+              <w:rPr>
+                <w:rFonts w:ascii="Arial" w:cs="Arial" w:eastAsia="Arial" w:hAnsi="Arial"/>
+                <w:b w:val="false"/>
+                <w:bCs w:val="false"/>
+                <w:color w:val="111827"/>
+                <w:sz w:val="18"/>
+                <w:szCs w:val="18"/>
+              </w:rPr>
+              <w:t xml:space="preserve">[ ] Ômega 3 (EPA/DHA)</w:t>
+            </w:r>
+          </w:p>
+        </w:tc>
+        <w:tc>
+          <w:tcPr>
+            <w:tcMar>
+              <w:top w:type="dxa" w:w="100"/>
+              <w:left w:type="dxa" w:w="100"/>
+              <w:bottom w:type="dxa" w:w="100"/>
+              <w:right w:type="dxa" w:w="100"/>
+            </w:tcMar>
+            <w:vAlign w:val="center"/>
+          </w:tcPr>
+          <w:p>
+            <w:pPr>
+              <w:jc w:val="center"/>
+            </w:pPr>
+            <w:r>
+              <w:rPr>
+                <w:rFonts w:ascii="Arial" w:cs="Arial" w:eastAsia="Arial" w:hAnsi="Arial"/>
+                <w:b w:val="false"/>
+                <w:bCs w:val="false"/>
+                <w:color w:val="111827"/>
+                <w:sz w:val="18"/>
+                <w:szCs w:val="18"/>
+              </w:rPr>
+              <w:t xml:space="preserve">1000mg</w:t>
+            </w:r>
+          </w:p>
+        </w:tc>
+        <w:tc>
+          <w:tcPr>
+            <w:tcMar>
+              <w:top w:type="dxa" w:w="100"/>
+              <w:left w:type="dxa" w:w="100"/>
+              <w:bottom w:type="dxa" w:w="100"/>
+              <w:right w:type="dxa" w:w="100"/>
+            </w:tcMar>
+            <w:vAlign w:val="center"/>
+          </w:tcPr>
+          <w:p>
+            <w:pPr>
+              <w:jc w:val="center"/>
+            </w:pPr>
+            <w:r>
+              <w:rPr>
+                <w:rFonts w:ascii="Arial" w:cs="Arial" w:eastAsia="Arial" w:hAnsi="Arial"/>
+                <w:b w:val="false"/>
+                <w:bCs w:val="false"/>
+                <w:color w:val="111827"/>
+                <w:sz w:val="18"/>
+                <w:szCs w:val="18"/>
+              </w:rPr>
+              <w:t xml:space="preserve">Após o almoço</w:t>
+            </w:r>
+          </w:p>
+        </w:tc>
+        <w:tc>
+          <w:tcPr>
+            <w:tcMar>
+              <w:top w:type="dxa" w:w="100"/>
+              <w:left w:type="dxa" w:w="100"/>
+              <w:bottom w:type="dxa" w:w="100"/>
+              <w:right w:type="dxa" w:w="100"/>
+            </w:tcMar>
+            <w:vAlign w:val="center"/>
+          </w:tcPr>
+          <w:p>
+            <w:pPr>
+              <w:jc w:val="center"/>
+            </w:pPr>
+            <w:r>
+              <w:rPr>
+                <w:rFonts w:ascii="Arial" w:cs="Arial" w:eastAsia="Arial" w:hAnsi="Arial"/>
+                <w:b w:val="false"/>
+                <w:bCs w:val="false"/>
+                <w:color w:val="111827"/>
+                <w:sz w:val="18"/>
+                <w:szCs w:val="18"/>
+              </w:rPr>
+              <w:t xml:space="preserve">60 dias</w:t>
+            </w:r>
+          </w:p>
+        </w:tc>
+      </w:tr>
+      <w:tr>
+        <w:tc>
+          <w:tcPr>
+            <w:tcMar>
+              <w:top w:type="dxa" w:w="100"/>
+              <w:left w:type="dxa" w:w="100"/>
+              <w:bottom w:type="dxa" w:w="100"/>
+              <w:right w:type="dxa" w:w="100"/>
+            </w:tcMar>
+            <w:vAlign w:val="center"/>
+          </w:tcPr>
+          <w:p>
+            <w:pPr>
+              <w:jc w:val="center"/>
+            </w:pPr>
+            <w:r>
+              <w:rPr>
+                <w:rFonts w:ascii="Arial" w:cs="Arial" w:eastAsia="Arial" w:hAnsi="Arial"/>
+                <w:b w:val="false"/>
+                <w:bCs w:val="false"/>
+                <w:color w:val="111827"/>
+                <w:sz w:val="18"/>
+                <w:szCs w:val="18"/>
+              </w:rPr>
+              <w:t xml:space="preserve">[ ] Magnésio Quelato</w:t>
+            </w:r>
+          </w:p>
+        </w:tc>
+        <w:tc>
+          <w:tcPr>
+            <w:tcMar>
+              <w:top w:type="dxa" w:w="100"/>
+              <w:left w:type="dxa" w:w="100"/>
+              <w:bottom w:type="dxa" w:w="100"/>
+              <w:right w:type="dxa" w:w="100"/>
+            </w:tcMar>
+            <w:vAlign w:val="center"/>
+          </w:tcPr>
+          <w:p>
+            <w:pPr>
+              <w:jc w:val="center"/>
+            </w:pPr>
+            <w:r>
+              <w:rPr>
+                <w:rFonts w:ascii="Arial" w:cs="Arial" w:eastAsia="Arial" w:hAnsi="Arial"/>
+                <w:b w:val="false"/>
+                <w:bCs w:val="false"/>
+                <w:color w:val="111827"/>
+                <w:sz w:val="18"/>
+                <w:szCs w:val="18"/>
+              </w:rPr>
+              <w:t xml:space="preserve">200mg</w:t>
+            </w:r>
+          </w:p>
+        </w:tc>
+        <w:tc>
+          <w:tcPr>
+            <w:tcMar>
+              <w:top w:type="dxa" w:w="100"/>
+              <w:left w:type="dxa" w:w="100"/>
+              <w:bottom w:type="dxa" w:w="100"/>
+              <w:right w:type="dxa" w:w="100"/>
+            </w:tcMar>
+            <w:vAlign w:val="center"/>
+          </w:tcPr>
+          <w:p>
+            <w:pPr>
+              <w:jc w:val="center"/>
+            </w:pPr>
+            <w:r>
+              <w:rPr>
+                <w:rFonts w:ascii="Arial" w:cs="Arial" w:eastAsia="Arial" w:hAnsi="Arial"/>
+                <w:b w:val="false"/>
+                <w:bCs w:val="false"/>
+                <w:color w:val="111827"/>
+                <w:sz w:val="18"/>
+                <w:szCs w:val="18"/>
+              </w:rPr>
+              <w:t xml:space="preserve">Antes de dormir</w:t>
+            </w:r>
+          </w:p>
+        </w:tc>
+        <w:tc>
+          <w:tcPr>
+            <w:tcMar>
+              <w:top w:type="dxa" w:w="100"/>
+              <w:left w:type="dxa" w:w="100"/>
+              <w:bottom w:type="dxa" w:w="100"/>
+              <w:right w:type="dxa" w:w="100"/>
+            </w:tcMar>
+            <w:vAlign w:val="center"/>
+          </w:tcPr>
+          <w:p>
+            <w:pPr>
+              <w:jc w:val="center"/>
+            </w:pPr>
+            <w:r>
+              <w:rPr>
+                <w:rFonts w:ascii="Arial" w:cs="Arial" w:eastAsia="Arial" w:hAnsi="Arial"/>
+                <w:b w:val="false"/>
+                <w:bCs w:val="false"/>
+                <w:color w:val="111827"/>
+                <w:sz w:val="18"/>
+                <w:szCs w:val="18"/>
+              </w:rPr>
+              <w:t xml:space="preserve">Contínuo</w:t>
+            </w:r>
+          </w:p>
+        </w:tc>
+      </w:tr>
+    </w:tbl>
     <w:p>
       <w:pPr>
         <w:pBdr>
